--- a/data/cvs/cv_36_Reveleer_Full_Stack_AI_Engineer.docx
+++ b/data/cvs/cv_36_Reveleer_Full_Stack_AI_Engineer.docx
@@ -86,7 +86,7 @@
         <w:rPr>
           <w:sz w:val="20"/>
         </w:rPr>
-        <w:t>Full Stack Developer and AI Engineer with a diverse toolkit spanning Python, React, Node.js, MongoDB, and AI tools like Gemini API and Prompt Engineering. I've built full-stack applications for enterprise clients, from Python backends to React frontends, and have deep experience in AI data work, including model evaluation, prompt engineering, and dataset structuring. Currently, I'm driving production-level AI projects at Copy Cat Group, including an SAP API integration and an AI-powered tender scraping pipeline.</w:t>
+        <w:t>Full Stack Developer and AI engineer with a diverse toolkit spanning Python, JavaScript, React, and Node.js. I've built full-stack applications for enterprise clients, from Python backends to React frontends, and have deep experience in AI data work, including model evaluation, prompt engineering, and dataset structuring. At Copy Cat Group, I'm currently building production systems, including an SAP API integration and an AI-powered tender scraping pipeline.</w:t>
       </w:r>
     </w:p>
     <w:p>
@@ -119,7 +119,7 @@
         <w:rPr>
           <w:sz w:val="20"/>
         </w:rPr>
-        <w:t>Python, JavaScript, SQL, PHP, Kotlin, Bash, HTML, CSS</w:t>
+        <w:t>Python, JavaScript, SQL, PHP, Kotlin, Bash, HTML, CSS, TypeScript</w:t>
       </w:r>
     </w:p>
     <w:p>
@@ -191,7 +191,7 @@
         <w:rPr>
           <w:sz w:val="20"/>
         </w:rPr>
-        <w:t>Gemini API, Groq API, Prompt Engineering, LLM Evaluation, Data Annotation, Dataset Structuring</w:t>
+        <w:t>Gemini API, Groq API, Prompt Engineering, LLM Evaluation, Data Annotation, Dataset Structuring, Generative AI, ML</w:t>
       </w:r>
     </w:p>
     <w:p>
@@ -227,7 +227,7 @@
         <w:rPr>
           <w:sz w:val="20"/>
         </w:rPr>
-        <w:t>Oracle Cloud, Google Cloud Platform, Git, GitHub, CI/CD, Docker</w:t>
+        <w:t>Oracle Cloud, Google Cloud Platform, AWS, CI/CD, Agile, Infrastructure Scaling, Observability</w:t>
       </w:r>
     </w:p>
     <w:p>
@@ -245,7 +245,7 @@
         <w:rPr>
           <w:sz w:val="20"/>
         </w:rPr>
-        <w:t>AI-powered system, end-to-end product experiences, observability, AWS, ReactJS, Typescript</w:t>
+        <w:t>ReactJS, NodeJS, end-to-end product development, troubleshooting</w:t>
       </w:r>
     </w:p>
     <w:p>
@@ -263,7 +263,7 @@
         <w:rPr>
           <w:sz w:val="20"/>
         </w:rPr>
-        <w:t>NodeJS, design patterns, problem-solving, self-learner, attention to detail, accessibility, reliability</w:t>
+        <w:t>problem-solving, collaboration, performance optimization, accessibility, reliability</w:t>
       </w:r>
     </w:p>
     <w:p>
@@ -313,7 +313,7 @@
         <w:rPr>
           <w:sz w:val="20"/>
         </w:rPr>
-        <w:t>Integrating SAP APIs with an internal Credit Control System, creating an automated solution for OA and IT business units.</w:t>
+        <w:t>Integrating SAP APIs with an internal Credit Control System for automated OA and IT business unit operations.</w:t>
       </w:r>
     </w:p>
     <w:p>
@@ -337,7 +337,7 @@
         <w:rPr>
           <w:sz w:val="20"/>
         </w:rPr>
-        <w:t>Designing and building an AI-powered tender scraping pipeline to automate tender opportunity discovery and processing.</w:t>
+        <w:t>Designing and building an AI-powered tender scraping pipeline to automate tender discovery and processing.</w:t>
       </w:r>
     </w:p>
     <w:p>
@@ -372,7 +372,7 @@
         <w:rPr>
           <w:sz w:val="20"/>
         </w:rPr>
-        <w:t>Generating difference-based captions for multimodal datasets, enhancing model accuracy through detailed annotations.</w:t>
+        <w:t>Generating difference-based captions for multimodal datasets, improving model accuracy through categorisation and validation.</w:t>
       </w:r>
     </w:p>
     <w:p>
@@ -407,7 +407,7 @@
         <w:rPr>
           <w:sz w:val="20"/>
         </w:rPr>
-        <w:t>Delivered full-stack solutions, including UI components and API optimisation, for diverse U.S. clients.</w:t>
+        <w:t>Building full-stack solutions with optimised UI components, APIs, and CMS-based systems for diverse U.S. clients.</w:t>
       </w:r>
     </w:p>
     <w:p>
@@ -442,7 +442,7 @@
         <w:rPr>
           <w:sz w:val="20"/>
         </w:rPr>
-        <w:t>Performed intent detection and utterance verification for health and agriculture AI systems, ensuring high-quality training data.</w:t>
+        <w:t>Performing intent detection, slot tagging, and utterance verification for health and agriculture AI systems.</w:t>
       </w:r>
     </w:p>
     <w:p>
